--- a/Lumen_Research_Paper_v2.docx
+++ b/Lumen_Research_Paper_v2.docx
@@ -4167,7 +4167,7 @@
           <w:i w:val="0"/>
           <w:sz w:val="22"/>
         </w:rPr>
-        <w:t>A 12-feature subset of the PersonalityVector — selected for clinical sensitivity to behavioral state change — is used to discover the user's distinct behavioral archetypes via DBSCAN with Mahalanobis distance. The epsilon radius is auto-determined per user using the k-distance elbow method rather than a fixed global value. Most users exhibit two to four archetypes: a weekday routine, a weekend routine, and occasionally a recognizably different state such as exam-period behavior or vacation patterns. Each discovered archetype is represented by its centroid, covariance matrix, and membership radius — the data structures used for context coherence scoring during monitoring.</w:t>
+        <w:t>A 12-feature subset of the PersonalityVector — selected for clinical sensitivity to behavioral state change — is used to discover the user's distinct behavioral archetypes via a symmetrical Clinical-Weighted PCA + Mean-Shift clustering pipeline. The density bandwidth is auto-estimated using a 30th percentile quantile distance (quantile=0.3) of the pairwise distances in the PCA-projected subspace. Most users exhibit two to four archetypes: a weekday routine, a weekend routine, and occasionally a recognizably different state such as exam-period behavior or vacation patterns. Each discovered archetype is represented by its centroid and membership radius — the data structures used for context coherence scoring during monitoring.</w:t>
       </w:r>
     </w:p>
     <w:p>
@@ -4217,7 +4217,7 @@
           <w:i w:val="0"/>
           <w:sz w:val="22"/>
         </w:rPr>
-        <w:t>For each discovered DBSCAN archetype, a 22-dimensional micro-behavioral texture profile is constructed from session and notification events. If an archetype has ten or more member days, K-means sub-clustering (K ∈ {2, 3}, selected by silhouette score) is applied to reveal internal structure. Smaller archetypes fall back to mean and standard deviation bounds. These texture profiles define what healthy phone engagement looks like within each behavioral context.</w:t>
+        <w:t>For each discovered archetype, a 22-dimensional micro-behavioral texture profile is constructed from session and notification events. The system also runs L2 PCA + Mean-Shift clustering independently on the daily sessions DNA features to discover distinct micro-behavioral sub-archetypes, falling back to a global profile under sparse data conditions. These texture profiles define what healthy phone engagement looks like within each behavioral context.</w:t>
       </w:r>
     </w:p>
     <w:p>
@@ -7180,7 +7180,7 @@
           <w:i w:val="0"/>
           <w:sz w:val="22"/>
         </w:rPr>
-        <w:t>These results represent a major engineering and clinical milestone. By leveraging personalized z-scoring and context-gated DBSCAN clusters, the system successfully filters daily lifestyle noise and isolates genuine longitudinal behavioral changes. A high specificity of 80.7% is particularly vital for mobile health apps, as it directly mitigates the risk of alert fatigue. We emphasize that this empirical validation, while highly encouraging, highlights the deep validation gap in the digital phenotyping field: standard public datasets are fundamentally misaligned with idiographic architectures. Deployed longitudinal screening tools demand purpose-built clinical trials that track individuals from confirmed healthy baselines through natural, long-term cycles.</w:t>
+        <w:t>These results represent a major engineering and clinical milestone. By leveraging personalized z-scoring and context-gated Mean-Shift clusters, the system successfully filters daily lifestyle noise and isolates genuine longitudinal behavioral changes. A high specificity of 80.7% is particularly vital for mobile health apps, as it directly mitigates the risk of alert fatigue. We emphasize that this empirical validation, while highly encouraging, highlights the deep validation gap in the digital phenotyping field: standard public datasets are fundamentally misaligned with idiographic architectures. Deployed longitudinal screening tools demand purpose-built clinical trials that track individuals from confirmed healthy baselines through natural, long-term cycles.</w:t>
       </w:r>
     </w:p>
     <w:p>
@@ -7908,7 +7908,7 @@
           <w:i w:val="0"/>
           <w:sz w:val="18"/>
         </w:rPr>
-        <w:t xml:space="preserve">  4.  clusters   ←  DBSCAN(12-feature subset, Mahalanobis, auto-ε)          [archetype discovery]</w:t>
+        <w:t xml:space="preserve">  4.  clusters   ←  MeanShift(L1-PCA subset, auto-bandwidth)                [L1 archetype discovery]</w:t>
       </w:r>
     </w:p>
     <w:p>
@@ -7923,7 +7923,7 @@
           <w:i w:val="0"/>
           <w:sz w:val="18"/>
         </w:rPr>
-        <w:t xml:space="preserve">  5.  texture    ←  KMeans_per_archetype(L2 vectors, K ∈ {2,3})             [sub-cluster texture]</w:t>
+        <w:t xml:space="preserve">  5.  texture    ←  MeanShift(L2-PCA sessions, auto-bandwidth)              [L2 micro archetype discovery]</w:t>
       </w:r>
     </w:p>
     <w:p>
